--- a/quarto-vcci/examples/report.docx
+++ b/quarto-vcci/examples/report.docx
@@ -3006,6 +3006,7 @@
     <w:next w:val="Normal"/>
     <w:qFormat/>
     <w:pPr>
+      <w:keepNext/>
       <w:spacing w:after="160"/>
     </w:pPr>
     <w:rPr>
